--- a/portal/public/downloads/ROLE-MISSION-WORKBOOK-v7-PUBLIC-KIT.docx
+++ b/portal/public/downloads/ROLE-MISSION-WORKBOOK-v7-PUBLIC-KIT.docx
@@ -353,6 +353,78 @@
                 <w:sz w:val="18"/>
               </w:rPr>
               <w:t>The public v1.5.0 repository supplies clean system/reference files. Record real work only in your separate private or local project.</w:t>
+            </w:r>
+          </w:p>
+        </w:tc>
+      </w:tr>
+    </w:tbl>
+    <w:p>
+      <w:pPr>
+        <w:spacing w:after="40"/>
+      </w:pPr>
+    </w:p>
+    <w:tbl>
+      <w:tblPr>
+        <w:tblW w:type="dxa" w:w="9360"/>
+        <w:jc w:val="left"/>
+        <w:tblLayout w:type="fixed"/>
+        <w:tblLook w:firstColumn="1" w:firstRow="1" w:lastColumn="0" w:lastRow="0" w:noHBand="0" w:noVBand="1" w:val="04A0"/>
+      </w:tblPr>
+      <w:tblGrid>
+        <w:gridCol w:w="1850"/>
+        <w:gridCol w:w="7510"/>
+      </w:tblGrid>
+      <w:tr>
+        <w:trPr>
+          <w:tblHeader w:val="true"/>
+        </w:trPr>
+        <w:tc>
+          <w:tcPr>
+            <w:tcW w:type="dxa" w:w="1850"/>
+            <w:tcMar>
+              <w:top w:w="100" w:type="dxa"/>
+              <w:start w:w="130" w:type="dxa"/>
+              <w:bottom w:w="100" w:type="dxa"/>
+              <w:end w:w="130" w:type="dxa"/>
+            </w:tcMar>
+            <w:shd w:fill="E3EEF2"/>
+            <w:vAlign w:val="center"/>
+          </w:tcPr>
+          <w:p>
+            <w:r>
+              <w:rPr>
+                <w:rFonts w:ascii="Arial" w:hAnsi="Arial"/>
+                <w:b/>
+                <w:i w:val="0"/>
+                <w:color w:val="2D713D"/>
+                <w:sz w:val="18"/>
+              </w:rPr>
+              <w:t>COMMON WORKERS</w:t>
+            </w:r>
+          </w:p>
+        </w:tc>
+        <w:tc>
+          <w:tcPr>
+            <w:tcW w:type="dxa" w:w="7510"/>
+            <w:tcMar>
+              <w:top w:w="100" w:type="dxa"/>
+              <w:start w:w="130" w:type="dxa"/>
+              <w:bottom w:w="100" w:type="dxa"/>
+              <w:end w:w="130" w:type="dxa"/>
+            </w:tcMar>
+            <w:shd w:fill="E3EEF2"/>
+            <w:vAlign w:val="center"/>
+          </w:tcPr>
+          <w:p>
+            <w:r>
+              <w:rPr>
+                <w:rFonts w:ascii="Arial" w:hAnsi="Arial"/>
+                <w:b w:val="0"/>
+                <w:i w:val="0"/>
+                <w:color w:val="173428"/>
+                <w:sz w:val="18"/>
+              </w:rPr>
+              <w:t>Before the role mission, record Daily Email and Full Drive as LIVE or with an exact blocker. Record Saturday LinkedIn as OPTIONAL LIVE, NOT ENABLED BY CHOICE or blocked. Available in the kit is not employee activation.</w:t>
             </w:r>
           </w:p>
         </w:tc>
